--- a/docs/guia-equipe.docx
+++ b/docs/guia-equipe.docx
@@ -1088,7 +1088,7 @@
           <w:color w:val="64748B"/>
           <w:sz w:val="19"/>
         </w:rPr>
-        <w:t xml:space="preserve"> </w:t>
+        <w:t xml:space="preserve"> painel em </w:t>
       </w:r>
       <w:r>
         <w:rPr>
@@ -1097,7 +1097,79 @@
           <w:color w:val="64748B"/>
           <w:sz w:val="19"/>
         </w:rPr>
-        <w:t>Relatórios → Satisfação (NPS)</w:t>
+        <w:t>Relacionamento → NPS</w:t>
+      </w:r>
+      <w:r>
+        <w:rPr>
+          <w:b w:val="0"/>
+          <w:i w:val="0"/>
+          <w:color w:val="64748B"/>
+          <w:sz w:val="19"/>
+        </w:rPr>
+        <w:t xml:space="preserve"> </w:t>
+      </w:r>
+      <w:r>
+        <w:rPr>
+          <w:b w:val="0"/>
+          <w:i w:val="0"/>
+          <w:color w:val="64748B"/>
+          <w:sz w:val="19"/>
+        </w:rPr>
+        <w:t>·</w:t>
+      </w:r>
+      <w:r>
+        <w:rPr>
+          <w:b w:val="0"/>
+          <w:i w:val="0"/>
+          <w:color w:val="64748B"/>
+          <w:sz w:val="19"/>
+        </w:rPr>
+        <w:t xml:space="preserve"> resumo em </w:t>
+      </w:r>
+      <w:r>
+        <w:rPr>
+          <w:b/>
+          <w:i w:val="0"/>
+          <w:color w:val="64748B"/>
+          <w:sz w:val="19"/>
+        </w:rPr>
+        <w:t>Relatórios</w:t>
+      </w:r>
+      <w:r>
+        <w:rPr>
+          <w:b w:val="0"/>
+          <w:i w:val="0"/>
+          <w:color w:val="64748B"/>
+          <w:sz w:val="19"/>
+        </w:rPr>
+        <w:t xml:space="preserve"> </w:t>
+      </w:r>
+      <w:r>
+        <w:rPr>
+          <w:b w:val="0"/>
+          <w:i w:val="0"/>
+          <w:color w:val="64748B"/>
+          <w:sz w:val="19"/>
+        </w:rPr>
+        <w:t>·</w:t>
+      </w:r>
+      <w:r>
+        <w:rPr>
+          <w:b w:val="0"/>
+          <w:i w:val="0"/>
+          <w:color w:val="64748B"/>
+          <w:sz w:val="19"/>
+        </w:rPr>
+        <w:t xml:space="preserve"> ajustes em </w:t>
+      </w:r>
+      <w:r>
+        <w:rPr>
+          <w:b/>
+          <w:i w:val="0"/>
+          <w:color w:val="64748B"/>
+          <w:sz w:val="19"/>
+        </w:rPr>
+        <w:t>Configurações → NPS</w:t>
       </w:r>
     </w:p>
     <w:p>
@@ -1125,7 +1197,7 @@
           <w:color w:val="0F172A"/>
           <w:sz w:val="21"/>
         </w:rPr>
-        <w:t xml:space="preserve">Após um atendimento </w:t>
+        <w:t xml:space="preserve">O paciente responde </w:t>
       </w:r>
       <w:r>
         <w:rPr>
@@ -1134,7 +1206,7 @@
           <w:color w:val="0F172A"/>
           <w:sz w:val="21"/>
         </w:rPr>
-        <w:t>realizado</w:t>
+        <w:t>no portal</w:t>
       </w:r>
       <w:r>
         <w:rPr>
@@ -1143,7 +1215,7 @@
           <w:color w:val="0F172A"/>
           <w:sz w:val="21"/>
         </w:rPr>
-        <w:t xml:space="preserve">, o portal mostra a pesquisa (nota </w:t>
+        <w:t xml:space="preserve">: nota </w:t>
       </w:r>
       <w:r>
         <w:rPr>
@@ -1161,7 +1233,7 @@
           <w:color w:val="0F172A"/>
           <w:sz w:val="21"/>
         </w:rPr>
-        <w:t xml:space="preserve"> + comentário).</w:t>
+        <w:t>, as perguntas que você criou e um comentário. Aparece quando ele já tem o nº de atendimentos configurado e não respondeu no intervalo definido.</w:t>
       </w:r>
     </w:p>
     <w:p>
@@ -1185,7 +1257,7 @@
           <w:color w:val="0F172A"/>
           <w:sz w:val="21"/>
         </w:rPr>
-        <w:t>Relatórios</w:t>
+        <w:t>Relacionamento → NPS</w:t>
       </w:r>
       <w:r>
         <w:rPr>
@@ -1194,7 +1266,214 @@
           <w:color w:val="0F172A"/>
           <w:sz w:val="21"/>
         </w:rPr>
-        <w:t>, acompanhe o NPS dos últimos 90 dias e os comentários recentes.</w:t>
+        <w:t xml:space="preserve">, escolha o </w:t>
+      </w:r>
+      <w:r>
+        <w:rPr>
+          <w:b/>
+          <w:i w:val="0"/>
+          <w:color w:val="0F172A"/>
+          <w:sz w:val="21"/>
+        </w:rPr>
+        <w:t>período</w:t>
+      </w:r>
+      <w:r>
+        <w:rPr>
+          <w:b w:val="0"/>
+          <w:i w:val="0"/>
+          <w:color w:val="0F172A"/>
+          <w:sz w:val="21"/>
+        </w:rPr>
+        <w:t xml:space="preserve"> (30 dias, 90 dias, 12 meses ou tudo) e veja </w:t>
+      </w:r>
+      <w:r>
+        <w:rPr>
+          <w:b/>
+          <w:i w:val="0"/>
+          <w:color w:val="0F172A"/>
+          <w:sz w:val="21"/>
+        </w:rPr>
+        <w:t>NPS, promotores, passivos e detratores</w:t>
+      </w:r>
+      <w:r>
+        <w:rPr>
+          <w:b w:val="0"/>
+          <w:i w:val="0"/>
+          <w:color w:val="0F172A"/>
+          <w:sz w:val="21"/>
+        </w:rPr>
+        <w:t xml:space="preserve">, a </w:t>
+      </w:r>
+      <w:r>
+        <w:rPr>
+          <w:b/>
+          <w:i w:val="0"/>
+          <w:color w:val="0F172A"/>
+          <w:sz w:val="21"/>
+        </w:rPr>
+        <w:t>evolução mensal</w:t>
+      </w:r>
+      <w:r>
+        <w:rPr>
+          <w:b w:val="0"/>
+          <w:i w:val="0"/>
+          <w:color w:val="0F172A"/>
+          <w:sz w:val="21"/>
+        </w:rPr>
+        <w:t xml:space="preserve"> e </w:t>
+      </w:r>
+      <w:r>
+        <w:rPr>
+          <w:b/>
+          <w:i w:val="0"/>
+          <w:color w:val="0F172A"/>
+          <w:sz w:val="21"/>
+        </w:rPr>
+        <w:t>todas as respostas</w:t>
+      </w:r>
+      <w:r>
+        <w:rPr>
+          <w:b w:val="0"/>
+          <w:i w:val="0"/>
+          <w:color w:val="0F172A"/>
+          <w:sz w:val="21"/>
+        </w:rPr>
+        <w:t>.</w:t>
+      </w:r>
+    </w:p>
+    <w:p>
+      <w:pPr>
+        <w:pStyle w:val="ListNumber"/>
+        <w:spacing w:after="40"/>
+      </w:pPr>
+      <w:r>
+        <w:rPr>
+          <w:b w:val="0"/>
+          <w:i w:val="0"/>
+          <w:color w:val="0F172A"/>
+          <w:sz w:val="21"/>
+        </w:rPr>
+        <w:t xml:space="preserve">Use </w:t>
+      </w:r>
+      <w:r>
+        <w:rPr>
+          <w:b/>
+          <w:i w:val="0"/>
+          <w:color w:val="0F172A"/>
+          <w:sz w:val="21"/>
+        </w:rPr>
+        <w:t>Exportar CSV</w:t>
+      </w:r>
+      <w:r>
+        <w:rPr>
+          <w:b w:val="0"/>
+          <w:i w:val="0"/>
+          <w:color w:val="0F172A"/>
+          <w:sz w:val="21"/>
+        </w:rPr>
+        <w:t xml:space="preserve"> (abre no Excel) ou </w:t>
+      </w:r>
+      <w:r>
+        <w:rPr>
+          <w:b/>
+          <w:i w:val="0"/>
+          <w:color w:val="0F172A"/>
+          <w:sz w:val="21"/>
+        </w:rPr>
+        <w:t>PDF</w:t>
+      </w:r>
+      <w:r>
+        <w:rPr>
+          <w:b w:val="0"/>
+          <w:i w:val="0"/>
+          <w:color w:val="0F172A"/>
+          <w:sz w:val="21"/>
+        </w:rPr>
+        <w:t xml:space="preserve"> para levar os números a uma reunião.</w:t>
+      </w:r>
+    </w:p>
+    <w:p>
+      <w:pPr>
+        <w:pStyle w:val="ListNumber"/>
+        <w:spacing w:after="40"/>
+      </w:pPr>
+      <w:r>
+        <w:rPr>
+          <w:b w:val="0"/>
+          <w:i w:val="0"/>
+          <w:color w:val="0F172A"/>
+          <w:sz w:val="21"/>
+        </w:rPr>
+        <w:t xml:space="preserve">No fim da aba, </w:t>
+      </w:r>
+      <w:r>
+        <w:rPr>
+          <w:b/>
+          <w:i w:val="0"/>
+          <w:color w:val="0F172A"/>
+          <w:sz w:val="21"/>
+        </w:rPr>
+        <w:t>Convidar para a pesquisa</w:t>
+      </w:r>
+      <w:r>
+        <w:rPr>
+          <w:b w:val="0"/>
+          <w:i w:val="0"/>
+          <w:color w:val="0F172A"/>
+          <w:sz w:val="21"/>
+        </w:rPr>
+        <w:t xml:space="preserve"> lista quem já foi atendido e ainda não respondeu — o botão abre o WhatsApp com a mensagem pronta.</w:t>
+      </w:r>
+    </w:p>
+    <w:p>
+      <w:pPr>
+        <w:pStyle w:val="ListNumber"/>
+        <w:spacing w:after="40"/>
+      </w:pPr>
+      <w:r>
+        <w:rPr>
+          <w:b w:val="0"/>
+          <w:i w:val="0"/>
+          <w:color w:val="0F172A"/>
+          <w:sz w:val="21"/>
+        </w:rPr>
+        <w:t xml:space="preserve">Em </w:t>
+      </w:r>
+      <w:r>
+        <w:rPr>
+          <w:b/>
+          <w:i w:val="0"/>
+          <w:color w:val="0F172A"/>
+          <w:sz w:val="21"/>
+        </w:rPr>
+        <w:t>Configurações → NPS</w:t>
+      </w:r>
+      <w:r>
+        <w:rPr>
+          <w:b w:val="0"/>
+          <w:i w:val="0"/>
+          <w:color w:val="0F172A"/>
+          <w:sz w:val="21"/>
+        </w:rPr>
+        <w:t xml:space="preserve"> (admin) dá para ativar/desativar, mudar os textos, a periodicidade, o gatilho e criar </w:t>
+      </w:r>
+      <w:r>
+        <w:rPr>
+          <w:b/>
+          <w:i w:val="0"/>
+          <w:color w:val="0F172A"/>
+          <w:sz w:val="21"/>
+        </w:rPr>
+        <w:t>perguntas próprias</w:t>
+      </w:r>
+      <w:r>
+        <w:rPr>
+          <w:b w:val="0"/>
+          <w:i w:val="0"/>
+          <w:color w:val="0F172A"/>
+          <w:sz w:val="21"/>
+        </w:rPr>
+        <w:t xml:space="preserve"> (texto, nota 0–10 ou escolha).</w:t>
       </w:r>
     </w:p>
     <w:p>
@@ -1220,6 +1499,20 @@
           <w:sz w:val="19"/>
         </w:rPr>
         <w:t xml:space="preserve"> comentários elogiosos são ótimos depoimentos — reaproveite (com autorização) nas redes.</w:t>
+      </w:r>
+    </w:p>
+    <w:p>
+      <w:pPr>
+        <w:spacing w:before="40" w:after="120"/>
+      </w:pPr>
+      <w:r>
+        <w:rPr>
+          <w:b w:val="0"/>
+          <w:i/>
+          <w:color w:val="64748B"/>
+          <w:sz w:val="17"/>
+        </w:rPr>
+        <w:t>O NPS = % de promotores (9–10) − % de detratores (0–6). Os passivos (7–8) contam no total, mas não somam nem subtraem. Perguntas novas valem para as próximas respostas.</w:t>
       </w:r>
     </w:p>
     <w:p>
